--- a/MAU BB TO TUNG/BAN ĐẦU/2.2.ly lich ca nhan B18C.docx
+++ b/MAU BB TO TUNG/BAN ĐẦU/2.2.ly lich ca nhan B18C.docx
@@ -531,6 +531,30 @@
           <w:szCs w:val="28"/>
         </w:rPr>
         <w:t>Sinh {doituong1_ngay_sinh}</w:t>
+      </w:r>
+      <w:r>
+        <w:rPr>
+          <w:rFonts w:ascii="Times New Roman" w:hAnsi="Times New Roman" w:cs="Times New Roman"/>
+          <w:sz w:val="28"/>
+          <w:szCs w:val="28"/>
+        </w:rPr>
+        <w:tab/>
+      </w:r>
+      <w:r>
+        <w:rPr>
+          <w:rFonts w:ascii="Times New Roman" w:hAnsi="Times New Roman" w:cs="Times New Roman"/>
+          <w:sz w:val="28"/>
+          <w:szCs w:val="28"/>
+        </w:rPr>
+        <w:tab/>
+      </w:r>
+      <w:r>
+        <w:rPr>
+          <w:rFonts w:ascii="Times New Roman" w:hAnsi="Times New Roman" w:cs="Times New Roman"/>
+          <w:sz w:val="28"/>
+          <w:szCs w:val="28"/>
+        </w:rPr>
+        <w:tab/>
       </w:r>
       <w:r>
         <w:rPr>
